--- a/paper/communications_medicine_submission/NaturePortfolio_Reporting_Summary_EcoNicheOpt.docx
+++ b/paper/communications_medicine_submission/NaturePortfolio_Reporting_Summary_EcoNicheOpt.docx
@@ -173,7 +173,7 @@
         <w:pStyle w:val="ListBullet"/>
       </w:pPr>
       <w:r>
-        <w:t>Manuscript release tag: v0.3.1-jtm-20260527</w:t>
+        <w:t>Manuscript release tag: v0.3.2-locked-validation-20260527</w:t>
       </w:r>
     </w:p>
     <w:p>
@@ -181,7 +181,7 @@
         <w:pStyle w:val="ListBullet"/>
       </w:pPr>
       <w:r>
-        <w:t>Release-specific source archive: https://github.com/ahvsjags/EcoNiche-Opt/archive/refs/tags/v0.3.1-jtm-20260527.zip</w:t>
+        <w:t>Release-specific source archive: https://github.com/ahvsjags/EcoNiche-Opt/archive/refs/tags/v0.3.2-locked-validation-20260527.zip</w:t>
       </w:r>
     </w:p>
     <w:p>

--- a/paper/communications_medicine_submission/NaturePortfolio_Reporting_Summary_EcoNicheOpt.docx
+++ b/paper/communications_medicine_submission/NaturePortfolio_Reporting_Summary_EcoNicheOpt.docx
@@ -22,7 +22,7 @@
         <w:jc w:val="center"/>
       </w:pPr>
       <w:r>
-        <w:t>Prepared for Communications Medicine submission | Generated 2026-05-27</w:t>
+        <w:t>Prepared for Communications Medicine submission | Generated 2026-05-28</w:t>
       </w:r>
     </w:p>
     <w:p>
@@ -138,7 +138,7 @@
         <w:pStyle w:val="ListBullet"/>
       </w:pPr>
       <w:r>
-        <w:t>Source Data.xlsx contains figure-level source mappings, figure/table manifests, and Supplementary Tables 1-20.</w:t>
+        <w:t>Source Data.xlsx contains figure-level source mappings, figure/table manifests, and Supplementary Tables 1-24.</w:t>
       </w:r>
     </w:p>
     <w:p>
@@ -173,7 +173,7 @@
         <w:pStyle w:val="ListBullet"/>
       </w:pPr>
       <w:r>
-        <w:t>Manuscript release tag: v0.3.2-locked-validation-20260527</w:t>
+        <w:t>Manuscript release tag: v0.3.4-gpu-lipid-pair-rescue-20260528</w:t>
       </w:r>
     </w:p>
     <w:p>
@@ -181,7 +181,7 @@
         <w:pStyle w:val="ListBullet"/>
       </w:pPr>
       <w:r>
-        <w:t>Release-specific source archive: https://github.com/ahvsjags/EcoNiche-Opt/archive/refs/tags/v0.3.2-locked-validation-20260527.zip</w:t>
+        <w:t>Release-specific source archive: https://github.com/ahvsjags/EcoNiche-Opt/archive/refs/tags/v0.3.4-gpu-lipid-pair-rescue-20260528.zip</w:t>
       </w:r>
     </w:p>
     <w:p>

--- a/paper/communications_medicine_submission/NaturePortfolio_Reporting_Summary_EcoNicheOpt.docx
+++ b/paper/communications_medicine_submission/NaturePortfolio_Reporting_Summary_EcoNicheOpt.docx
@@ -182,6 +182,14 @@
       </w:pPr>
       <w:r>
         <w:t>Release-specific source archive: https://github.com/ahvsjags/EcoNiche-Opt/archive/refs/tags/v0.3.4-gpu-lipid-pair-rescue-20260528.zip</w:t>
+      </w:r>
+    </w:p>
+    <w:p>
+      <w:pPr>
+        <w:pStyle w:val="ListBullet"/>
+      </w:pPr>
+      <w:r>
+        <w:t>Archived release DOI: 10.5281/zenodo.20419694 (https://doi.org/10.5281/zenodo.20419694).</w:t>
       </w:r>
     </w:p>
     <w:p>
